--- a/swh/docx/07.content.docx
+++ b/swh/docx/07.content.docx
@@ -19,7 +19,7 @@
         <w:rPr>
           <w:lang w:val="sw_KE" w:bidi="sw_KE"/>
         </w:rPr>
-        <w:t>Resource: Maelezo ya Masomo - Machapisho ya Vitabu (Tyndale)</w:t>
+        <w:t>Resource: Tyndale Open Study Notes</w:t>
       </w:r>
       <w:r>
         <w:rPr>
@@ -112,7 +112,7 @@
         <w:rPr>
           <w:lang w:val="sw_KE" w:bidi="sw_KE"/>
         </w:rPr>
-        <w:t>Maelezo ya Masomo - Machapisho ya Vitabu (Tyndale)</w:t>
+        <w:t>Tyndale Open Study Notes</w:t>
       </w:r>
     </w:p>
     <w:p>

--- a/swh/docx/07.content.docx
+++ b/swh/docx/07.content.docx
@@ -19,7 +19,7 @@
         <w:rPr>
           <w:lang w:val="sw_KE" w:bidi="sw_KE"/>
         </w:rPr>
-        <w:t>Resource: Tyndale Open Study Notes</w:t>
+        <w:t>Resource: Aquifer Open Study Notes (Book Intros)</w:t>
       </w:r>
       <w:r>
         <w:rPr>
@@ -112,7 +112,7 @@
         <w:rPr>
           <w:lang w:val="sw_KE" w:bidi="sw_KE"/>
         </w:rPr>
-        <w:t>Tyndale Open Study Notes</w:t>
+        <w:t>Aquifer Open Study Notes (Book Intros)</w:t>
       </w:r>
     </w:p>
     <w:p>

--- a/swh/docx/07.content.docx
+++ b/swh/docx/07.content.docx
@@ -312,126 +312,84 @@
         </w:rPr>
         <w:t>Kulingana na Waamuzi, matatizo ya Israeli yalitokana na vyanzo viwili. Kwanza, utangulizi (</w:t>
       </w:r>
-      <w:hyperlink r:id="rId13">
-        <w:r>
-          <w:rPr>
-            <w:lang w:val="sw_KE" w:bidi="sw_KE"/>
-          </w:rPr>
-          <w:rPr>
-            <w:color w:val="0000EE"/>
-            <w:u w:val="single"/>
-          </w:rPr>
-          <w:t>1:1–2:5</w:t>
-        </w:r>
-      </w:hyperlink>
+      <w:r>
+        <w:rPr>
+          <w:lang w:val="sw_KE" w:bidi="sw_KE"/>
+        </w:rPr>
+        <w:t>1:1–2:5</w:t>
+      </w:r>
       <w:r>
         <w:rPr>
           <w:lang w:val="sw_KE" w:bidi="sw_KE"/>
         </w:rPr>
         <w:t xml:space="preserve"> na </w:t>
       </w:r>
-      <w:hyperlink r:id="rId14">
-        <w:r>
-          <w:rPr>
-            <w:lang w:val="sw_KE" w:bidi="sw_KE"/>
-          </w:rPr>
-          <w:rPr>
-            <w:color w:val="0000EE"/>
-            <w:u w:val="single"/>
-          </w:rPr>
-          <w:t>2:6–3:6</w:t>
-        </w:r>
-      </w:hyperlink>
+      <w:r>
+        <w:rPr>
+          <w:lang w:val="sw_KE" w:bidi="sw_KE"/>
+        </w:rPr>
+        <w:t>2:6–3:6</w:t>
+      </w:r>
       <w:r>
         <w:rPr>
           <w:lang w:val="sw_KE" w:bidi="sw_KE"/>
         </w:rPr>
         <w:t xml:space="preserve">) unaeleza kwamba makabila yalishindwa kumiliki maeneo waliyopewa kwa sababu walikubali kanuni za Kanaani badala ya kushikamana na agano la kiungu lililotolewa chini ya Mose. Suala la pili linaonekana wazi katika hitimisho (sura </w:t>
       </w:r>
-      <w:hyperlink r:id="rId15">
-        <w:r>
-          <w:rPr>
-            <w:lang w:val="sw_KE" w:bidi="sw_KE"/>
-          </w:rPr>
-          <w:rPr>
-            <w:color w:val="0000EE"/>
-            <w:u w:val="single"/>
-          </w:rPr>
-          <w:t>17–21</w:t>
-        </w:r>
-      </w:hyperlink>
+      <w:r>
+        <w:rPr>
+          <w:lang w:val="sw_KE" w:bidi="sw_KE"/>
+        </w:rPr>
+        <w:t>17–21</w:t>
+      </w:r>
       <w:r>
         <w:rPr>
           <w:lang w:val="sw_KE" w:bidi="sw_KE"/>
         </w:rPr>
         <w:t>) na linatolewa muhtasari katika sentensi inayorudiwa “Katika siku hizo Israeli hakuwa na mfalme; watu wote walifanya chochote kilichoonekana sahihi machoni mwao wenyewe” (</w:t>
       </w:r>
-      <w:hyperlink r:id="rId16">
-        <w:r>
-          <w:rPr>
-            <w:lang w:val="sw_KE" w:bidi="sw_KE"/>
-          </w:rPr>
-          <w:rPr>
-            <w:color w:val="0000EE"/>
-            <w:u w:val="single"/>
-          </w:rPr>
-          <w:t>17:6</w:t>
-        </w:r>
-      </w:hyperlink>
+      <w:r>
+        <w:rPr>
+          <w:lang w:val="sw_KE" w:bidi="sw_KE"/>
+        </w:rPr>
+        <w:t>17:6</w:t>
+      </w:r>
       <w:r>
         <w:rPr>
           <w:lang w:val="sw_KE" w:bidi="sw_KE"/>
         </w:rPr>
         <w:t xml:space="preserve">; </w:t>
       </w:r>
-      <w:hyperlink r:id="rId17">
-        <w:r>
-          <w:rPr>
-            <w:lang w:val="sw_KE" w:bidi="sw_KE"/>
-          </w:rPr>
-          <w:rPr>
-            <w:color w:val="0000EE"/>
-            <w:u w:val="single"/>
-          </w:rPr>
-          <w:t>18:1</w:t>
-        </w:r>
-      </w:hyperlink>
+      <w:r>
+        <w:rPr>
+          <w:lang w:val="sw_KE" w:bidi="sw_KE"/>
+        </w:rPr>
+        <w:t>18:1</w:t>
+      </w:r>
       <w:r>
         <w:rPr>
           <w:lang w:val="sw_KE" w:bidi="sw_KE"/>
         </w:rPr>
         <w:t xml:space="preserve">; </w:t>
       </w:r>
-      <w:hyperlink r:id="rId18">
-        <w:r>
-          <w:rPr>
-            <w:lang w:val="sw_KE" w:bidi="sw_KE"/>
-          </w:rPr>
-          <w:rPr>
-            <w:color w:val="0000EE"/>
-            <w:u w:val="single"/>
-          </w:rPr>
-          <w:t>19:1</w:t>
-        </w:r>
-      </w:hyperlink>
+      <w:r>
+        <w:rPr>
+          <w:lang w:val="sw_KE" w:bidi="sw_KE"/>
+        </w:rPr>
+        <w:t>19:1</w:t>
+      </w:r>
       <w:r>
         <w:rPr>
           <w:lang w:val="sw_KE" w:bidi="sw_KE"/>
         </w:rPr>
         <w:t xml:space="preserve">; </w:t>
       </w:r>
-      <w:hyperlink r:id="rId19">
-        <w:r>
-          <w:rPr>
-            <w:lang w:val="sw_KE" w:bidi="sw_KE"/>
-          </w:rPr>
-          <w:rPr>
-            <w:color w:val="0000EE"/>
-            <w:u w:val="single"/>
-          </w:rPr>
-          <w:t>21:25</w:t>
-        </w:r>
-      </w:hyperlink>
+      <w:r>
+        <w:rPr>
+          <w:lang w:val="sw_KE" w:bidi="sw_KE"/>
+        </w:rPr>
+        <w:t>21:25</w:t>
+      </w:r>
       <w:r>
         <w:rPr>
           <w:lang w:val="sw_KE" w:bidi="sw_KE"/>
@@ -452,18 +410,12 @@
         </w:rPr>
         <w:t xml:space="preserve">Kitabu cha Waamuzi hakikatai, hata hivyo, kanuni ya uongozi wa kipekee inayojitokeza kupitia kwa Waamuzi. Uvuvio wa Waamuzi ulitoka kwa mpango wa Mungu na kutimiza kusudi la Mungu katika kuwaongoza na kuwaokoa Israeli (tazama </w:t>
       </w:r>
-      <w:hyperlink r:id="rId20">
-        <w:r>
-          <w:rPr>
-            <w:lang w:val="sw_KE" w:bidi="sw_KE"/>
-          </w:rPr>
-          <w:rPr>
-            <w:color w:val="0000EE"/>
-            <w:u w:val="single"/>
-          </w:rPr>
-          <w:t>2:16–19</w:t>
-        </w:r>
-      </w:hyperlink>
+      <w:r>
+        <w:rPr>
+          <w:lang w:val="sw_KE" w:bidi="sw_KE"/>
+        </w:rPr>
+        <w:t>2:16–19</w:t>
+      </w:r>
       <w:r>
         <w:rPr>
           <w:lang w:val="sw_KE" w:bidi="sw_KE"/>
@@ -495,54 +447,36 @@
         </w:rPr>
         <w:t xml:space="preserve">Waamuzi hufuata muundo wa A-B-A, unaoanza na utangulizi mbili. Kila moja ukitambulishwa na kifo cha Yoshua—tukio muhimu katika historia ya kitaifa ya Israeli—hivyo kuchukua hadithi kutoka </w:t>
       </w:r>
-      <w:hyperlink r:id="rId21">
-        <w:r>
-          <w:rPr>
-            <w:lang w:val="sw_KE" w:bidi="sw_KE"/>
-          </w:rPr>
-          <w:rPr>
-            <w:color w:val="0000EE"/>
-            <w:u w:val="single"/>
-          </w:rPr>
-          <w:t>Yoshua 24:28–31</w:t>
-        </w:r>
-      </w:hyperlink>
+      <w:r>
+        <w:rPr>
+          <w:lang w:val="sw_KE" w:bidi="sw_KE"/>
+        </w:rPr>
+        <w:t>Yoshua 24:28–31</w:t>
+      </w:r>
       <w:r>
         <w:rPr>
           <w:lang w:val="sw_KE" w:bidi="sw_KE"/>
         </w:rPr>
         <w:t>. Utangulizi wa kwanza (</w:t>
       </w:r>
-      <w:hyperlink r:id="rId13">
-        <w:r>
-          <w:rPr>
-            <w:lang w:val="sw_KE" w:bidi="sw_KE"/>
-          </w:rPr>
-          <w:rPr>
-            <w:color w:val="0000EE"/>
-            <w:u w:val="single"/>
-          </w:rPr>
-          <w:t>Waamuzi 1:1–2:5</w:t>
-        </w:r>
-      </w:hyperlink>
+      <w:r>
+        <w:rPr>
+          <w:lang w:val="sw_KE" w:bidi="sw_KE"/>
+        </w:rPr>
+        <w:t>Waamuzi 1:1–2:5</w:t>
+      </w:r>
       <w:r>
         <w:rPr>
           <w:lang w:val="sw_KE" w:bidi="sw_KE"/>
         </w:rPr>
         <w:t>) unaonyesha kushindwa kwa makabila binafsi kufuata agano la Mungu. Kwa kuridhika na kukalia sehemu ya ardhi, walionyesha kupuuza kwao ahadi ya Bwana na kuchochea kuondolewa kwa ulinzi wake (</w:t>
       </w:r>
-      <w:hyperlink r:id="rId22">
-        <w:r>
-          <w:rPr>
-            <w:lang w:val="sw_KE" w:bidi="sw_KE"/>
-          </w:rPr>
-          <w:rPr>
-            <w:color w:val="0000EE"/>
-            <w:u w:val="single"/>
-          </w:rPr>
-          <w:t>2:1–3</w:t>
-        </w:r>
-      </w:hyperlink>
+      <w:r>
+        <w:rPr>
+          <w:lang w:val="sw_KE" w:bidi="sw_KE"/>
+        </w:rPr>
+        <w:t>2:1–3</w:t>
+      </w:r>
       <w:r>
         <w:rPr>
           <w:lang w:val="sw_KE" w:bidi="sw_KE"/>
@@ -563,72 +497,48 @@
         </w:rPr>
         <w:t>Utangulizi wa Pili (</w:t>
       </w:r>
-      <w:hyperlink r:id="rId14">
-        <w:r>
-          <w:rPr>
-            <w:lang w:val="sw_KE" w:bidi="sw_KE"/>
-          </w:rPr>
-          <w:rPr>
-            <w:color w:val="0000EE"/>
-            <w:u w:val="single"/>
-          </w:rPr>
-          <w:t>2:6–3:6</w:t>
-        </w:r>
-      </w:hyperlink>
+      <w:r>
+        <w:rPr>
+          <w:lang w:val="sw_KE" w:bidi="sw_KE"/>
+        </w:rPr>
+        <w:t>2:6–3:6</w:t>
+      </w:r>
       <w:r>
         <w:rPr>
           <w:lang w:val="sw_KE" w:bidi="sw_KE"/>
         </w:rPr>
         <w:t>) unabadilika kutoka kwa kushindwa kwa makabila na kuwatambulisha watu binafsi ambao Bwana aliwatumia kuweka moto wa ushindi na makazi ukiwaka wakati wa machafuko. Hadithi inasonga kutoka kwa Yoshua hadi kwa wazee waliomshinda, lakini walikuwa wameona nguvu za Mungu nyikani na katika ushindi, na hatimaye kwa kizazi cha tatu “ambacho hakikumtambua Bwana au kukumbuka mambo makuu aliyoyafanyia Israeli” (</w:t>
       </w:r>
-      <w:hyperlink r:id="rId23">
-        <w:r>
-          <w:rPr>
-            <w:lang w:val="sw_KE" w:bidi="sw_KE"/>
-          </w:rPr>
-          <w:rPr>
-            <w:color w:val="0000EE"/>
-            <w:u w:val="single"/>
-          </w:rPr>
-          <w:t>2:10</w:t>
-        </w:r>
-      </w:hyperlink>
+      <w:r>
+        <w:rPr>
+          <w:lang w:val="sw_KE" w:bidi="sw_KE"/>
+        </w:rPr>
+        <w:t>2:10</w:t>
+      </w:r>
       <w:r>
         <w:rPr>
           <w:lang w:val="sw_KE" w:bidi="sw_KE"/>
         </w:rPr>
         <w:t>). Hadithi hiyo kisha inatambulisha kipengele kikuu cha kitabu, Waamuzi ambao Mungu aliwainua ili kuwaokoa Israeli na kuwaita warudi kwenye utii wa agano (</w:t>
       </w:r>
-      <w:hyperlink r:id="rId24">
-        <w:r>
-          <w:rPr>
-            <w:lang w:val="sw_KE" w:bidi="sw_KE"/>
-          </w:rPr>
-          <w:rPr>
-            <w:color w:val="0000EE"/>
-            <w:u w:val="single"/>
-          </w:rPr>
-          <w:t>2:16</w:t>
-        </w:r>
-      </w:hyperlink>
+      <w:r>
+        <w:rPr>
+          <w:lang w:val="sw_KE" w:bidi="sw_KE"/>
+        </w:rPr>
+        <w:t>2:16</w:t>
+      </w:r>
       <w:r>
         <w:rPr>
           <w:lang w:val="sw_KE" w:bidi="sw_KE"/>
         </w:rPr>
         <w:t xml:space="preserve">), ushahidi ambao ungekuwa ni Mwaminifu kukaa katika Nchi ya Ahadi. </w:t>
       </w:r>
-      <w:hyperlink r:id="rId25">
-        <w:r>
-          <w:rPr>
-            <w:lang w:val="sw_KE" w:bidi="sw_KE"/>
-          </w:rPr>
-          <w:rPr>
-            <w:color w:val="0000EE"/>
-            <w:u w:val="single"/>
-          </w:rPr>
-          <w:t>Waamuzi 3:1–6</w:t>
-        </w:r>
-      </w:hyperlink>
+      <w:r>
+        <w:rPr>
+          <w:lang w:val="sw_KE" w:bidi="sw_KE"/>
+        </w:rPr>
+        <w:t>Waamuzi 3:1–6</w:t>
+      </w:r>
       <w:r>
         <w:rPr>
           <w:lang w:val="sw_KE" w:bidi="sw_KE"/>
@@ -649,36 +559,24 @@
         </w:rPr>
         <w:t>Sehemu ya kati (</w:t>
       </w:r>
-      <w:hyperlink r:id="rId26">
-        <w:r>
-          <w:rPr>
-            <w:lang w:val="sw_KE" w:bidi="sw_KE"/>
-          </w:rPr>
-          <w:rPr>
-            <w:color w:val="0000EE"/>
-            <w:u w:val="single"/>
-          </w:rPr>
-          <w:t>3:7–16:31</w:t>
-        </w:r>
-      </w:hyperlink>
+      <w:r>
+        <w:rPr>
+          <w:lang w:val="sw_KE" w:bidi="sw_KE"/>
+        </w:rPr>
+        <w:t>3:7–16:31</w:t>
+      </w:r>
       <w:r>
         <w:rPr>
           <w:lang w:val="sw_KE" w:bidi="sw_KE"/>
         </w:rPr>
         <w:t xml:space="preserve">) ina mfululizo wa “mizunguko”—maelezo marefu ya Waamuzi sita wakuu (Othnieli, Ehudi, Debora, Gideoni, Yeftha, na Samsoni) na maelezo mafupi ya Waamuzi sita wadogo (Shamgari, Tola, Yairi, Ibzani, Eloni, na Abdoni). Sehemu hii inajumuisha kuibuka kwa kiongozi amabaye alikataa uongozi wa kipaji, Abimeleki (ch </w:t>
       </w:r>
-      <w:hyperlink r:id="rId27">
-        <w:r>
-          <w:rPr>
-            <w:lang w:val="sw_KE" w:bidi="sw_KE"/>
-          </w:rPr>
-          <w:rPr>
-            <w:color w:val="0000EE"/>
-            <w:u w:val="single"/>
-          </w:rPr>
-          <w:t>9</w:t>
-        </w:r>
-      </w:hyperlink>
+      <w:r>
+        <w:rPr>
+          <w:lang w:val="sw_KE" w:bidi="sw_KE"/>
+        </w:rPr>
+        <w:t>9</w:t>
+      </w:r>
       <w:r>
         <w:rPr>
           <w:lang w:val="sw_KE" w:bidi="sw_KE"/>
@@ -711,108 +609,72 @@
         </w:rPr>
         <w:t xml:space="preserve">Kitabu cha Waamuzi kinahitimishwa kwa insha mbili (sura </w:t>
       </w:r>
-      <w:hyperlink r:id="rId28">
-        <w:r>
-          <w:rPr>
-            <w:lang w:val="sw_KE" w:bidi="sw_KE"/>
-          </w:rPr>
-          <w:rPr>
-            <w:color w:val="0000EE"/>
-            <w:u w:val="single"/>
-          </w:rPr>
-          <w:t>17–18</w:t>
-        </w:r>
-      </w:hyperlink>
+      <w:r>
+        <w:rPr>
+          <w:lang w:val="sw_KE" w:bidi="sw_KE"/>
+        </w:rPr>
+        <w:t>17–18</w:t>
+      </w:r>
       <w:r>
         <w:rPr>
           <w:lang w:val="sw_KE" w:bidi="sw_KE"/>
         </w:rPr>
         <w:t xml:space="preserve">; </w:t>
       </w:r>
-      <w:hyperlink r:id="rId29">
-        <w:r>
-          <w:rPr>
-            <w:lang w:val="sw_KE" w:bidi="sw_KE"/>
-          </w:rPr>
-          <w:rPr>
-            <w:color w:val="0000EE"/>
-            <w:u w:val="single"/>
-          </w:rPr>
-          <w:t>19–21</w:t>
-        </w:r>
-      </w:hyperlink>
+      <w:r>
+        <w:rPr>
+          <w:lang w:val="sw_KE" w:bidi="sw_KE"/>
+        </w:rPr>
+        <w:t>19–21</w:t>
+      </w:r>
       <w:r>
         <w:rPr>
           <w:lang w:val="sw_KE" w:bidi="sw_KE"/>
         </w:rPr>
         <w:t xml:space="preserve">) zinazoonyesha kushindwa kwa kihistoria na kiteolojia kwa Israeli chini ya Waamuzi, pamoja na machafuko ya kiroho na kijamii yaliyotokea. Insha hizi zinaonyeshwa na kauli ya muhtasari, “Katika siku hizo Israeli hakuwa na mfalme,” ambayo inaongezwa mara mbili, “watu wote walifanya chochote kilichoonekana kuwa sahihi machoni mwao” (tazama </w:t>
       </w:r>
-      <w:hyperlink r:id="rId16">
-        <w:r>
-          <w:rPr>
-            <w:lang w:val="sw_KE" w:bidi="sw_KE"/>
-          </w:rPr>
-          <w:rPr>
-            <w:color w:val="0000EE"/>
-            <w:u w:val="single"/>
-          </w:rPr>
-          <w:t>17:6</w:t>
-        </w:r>
-      </w:hyperlink>
+      <w:r>
+        <w:rPr>
+          <w:lang w:val="sw_KE" w:bidi="sw_KE"/>
+        </w:rPr>
+        <w:t>17:6</w:t>
+      </w:r>
       <w:r>
         <w:rPr>
           <w:lang w:val="sw_KE" w:bidi="sw_KE"/>
         </w:rPr>
         <w:t xml:space="preserve">; </w:t>
       </w:r>
-      <w:hyperlink r:id="rId17">
-        <w:r>
-          <w:rPr>
-            <w:lang w:val="sw_KE" w:bidi="sw_KE"/>
-          </w:rPr>
-          <w:rPr>
-            <w:color w:val="0000EE"/>
-            <w:u w:val="single"/>
-          </w:rPr>
-          <w:t>18:1</w:t>
-        </w:r>
-      </w:hyperlink>
+      <w:r>
+        <w:rPr>
+          <w:lang w:val="sw_KE" w:bidi="sw_KE"/>
+        </w:rPr>
+        <w:t>18:1</w:t>
+      </w:r>
       <w:r>
         <w:rPr>
           <w:lang w:val="sw_KE" w:bidi="sw_KE"/>
         </w:rPr>
         <w:t xml:space="preserve">; </w:t>
       </w:r>
-      <w:hyperlink r:id="rId18">
-        <w:r>
-          <w:rPr>
-            <w:lang w:val="sw_KE" w:bidi="sw_KE"/>
-          </w:rPr>
-          <w:rPr>
-            <w:color w:val="0000EE"/>
-            <w:u w:val="single"/>
-          </w:rPr>
-          <w:t>19:1</w:t>
-        </w:r>
-      </w:hyperlink>
+      <w:r>
+        <w:rPr>
+          <w:lang w:val="sw_KE" w:bidi="sw_KE"/>
+        </w:rPr>
+        <w:t>19:1</w:t>
+      </w:r>
       <w:r>
         <w:rPr>
           <w:lang w:val="sw_KE" w:bidi="sw_KE"/>
         </w:rPr>
         <w:t xml:space="preserve">; </w:t>
       </w:r>
-      <w:hyperlink r:id="rId19">
-        <w:r>
-          <w:rPr>
-            <w:lang w:val="sw_KE" w:bidi="sw_KE"/>
-          </w:rPr>
-          <w:rPr>
-            <w:color w:val="0000EE"/>
-            <w:u w:val="single"/>
-          </w:rPr>
-          <w:t>21:25</w:t>
-        </w:r>
-      </w:hyperlink>
+      <w:r>
+        <w:rPr>
+          <w:lang w:val="sw_KE" w:bidi="sw_KE"/>
+        </w:rPr>
+        <w:t>21:25</w:t>
+      </w:r>
       <w:r>
         <w:rPr>
           <w:lang w:val="sw_KE" w:bidi="sw_KE"/>
@@ -858,18 +720,12 @@
         </w:rPr>
         <w:t>Ushahidi kutoka sura ya mwisho ya historia hii (</w:t>
       </w:r>
-      <w:hyperlink r:id="rId30">
-        <w:r>
-          <w:rPr>
-            <w:lang w:val="sw_KE" w:bidi="sw_KE"/>
-          </w:rPr>
-          <w:rPr>
-            <w:color w:val="0000EE"/>
-            <w:u w:val="single"/>
-          </w:rPr>
-          <w:t>2 Fal 25:27–30</w:t>
-        </w:r>
-      </w:hyperlink>
+      <w:r>
+        <w:rPr>
+          <w:lang w:val="sw_KE" w:bidi="sw_KE"/>
+        </w:rPr>
+        <w:t>2 Fal 25:27–30</w:t>
+      </w:r>
       <w:r>
         <w:rPr>
           <w:lang w:val="sw_KE" w:bidi="sw_KE"/>
@@ -901,36 +757,24 @@
         </w:rPr>
         <w:t xml:space="preserve">Swali moja la muda mrefu limekuwa jinsi ya kupanga hadithi ya Waamuzi katika ratiba ya kipindi cha kutoka kwa Yoshua hadi Sauli. Kuweka tarehe na kupanga Waamuzi ni jambo gumu sana; matokeo yanategemea kwa kiwango kikubwa ikiwa Kutoka ilitokea katika miaka ya 1400 au miaka ya 1200 Kabla ya Kristo (KK). Ratiba ndefu (inaotegemea tarehe ya awali ya Kutoka) unalingana vizuri na </w:t>
       </w:r>
-      <w:hyperlink r:id="rId31">
-        <w:r>
-          <w:rPr>
-            <w:lang w:val="sw_KE" w:bidi="sw_KE"/>
-          </w:rPr>
-          <w:rPr>
-            <w:color w:val="0000EE"/>
-            <w:u w:val="single"/>
-          </w:rPr>
-          <w:t>Waamuzi 11:26</w:t>
-        </w:r>
-      </w:hyperlink>
+      <w:r>
+        <w:rPr>
+          <w:lang w:val="sw_KE" w:bidi="sw_KE"/>
+        </w:rPr>
+        <w:t>Waamuzi 11:26</w:t>
+      </w:r>
       <w:r>
         <w:rPr>
           <w:lang w:val="sw_KE" w:bidi="sw_KE"/>
         </w:rPr>
         <w:t xml:space="preserve"> na </w:t>
       </w:r>
-      <w:hyperlink r:id="rId32">
-        <w:r>
-          <w:rPr>
-            <w:lang w:val="sw_KE" w:bidi="sw_KE"/>
-          </w:rPr>
-          <w:rPr>
-            <w:color w:val="0000EE"/>
-            <w:u w:val="single"/>
-          </w:rPr>
-          <w:t>1 Wafalme 6:1</w:t>
-        </w:r>
-      </w:hyperlink>
+      <w:r>
+        <w:rPr>
+          <w:lang w:val="sw_KE" w:bidi="sw_KE"/>
+        </w:rPr>
+        <w:t>1 Wafalme 6:1</w:t>
+      </w:r>
       <w:r>
         <w:rPr>
           <w:lang w:val="sw_KE" w:bidi="sw_KE"/>
@@ -991,18 +835,12 @@
         </w:rPr>
         <w:t xml:space="preserve">Suluhisho la changamoto hii ni kutambua kwamba Waamuzi hawakufanya kazi kwa mfuatano kila wakati, bali wakati mwingine walifanya kazi kwa pamoja. Kwa mfano, </w:t>
       </w:r>
-      <w:hyperlink r:id="rId33">
-        <w:r>
-          <w:rPr>
-            <w:lang w:val="sw_KE" w:bidi="sw_KE"/>
-          </w:rPr>
-          <w:rPr>
-            <w:color w:val="0000EE"/>
-            <w:u w:val="single"/>
-          </w:rPr>
-          <w:t>Waamuzi 10:7</w:t>
-        </w:r>
-      </w:hyperlink>
+      <w:r>
+        <w:rPr>
+          <w:lang w:val="sw_KE" w:bidi="sw_KE"/>
+        </w:rPr>
+        <w:t>Waamuzi 10:7</w:t>
+      </w:r>
       <w:r>
         <w:rPr>
           <w:lang w:val="sw_KE" w:bidi="sw_KE"/>
@@ -1023,54 +861,36 @@
         </w:rPr>
         <w:t>Katika baadhi ya matukio, maandishi yanaonyesha mlolongo kati ya Waamuzi. Kwa mfano, Shamgari alihukumu "baada ya Ehudi" (</w:t>
       </w:r>
-      <w:hyperlink r:id="rId34">
-        <w:r>
-          <w:rPr>
-            <w:lang w:val="sw_KE" w:bidi="sw_KE"/>
-          </w:rPr>
-          <w:rPr>
-            <w:color w:val="0000EE"/>
-            <w:u w:val="single"/>
-          </w:rPr>
-          <w:t>3:31</w:t>
-        </w:r>
-      </w:hyperlink>
+      <w:r>
+        <w:rPr>
+          <w:lang w:val="sw_KE" w:bidi="sw_KE"/>
+        </w:rPr>
+        <w:t>3:31</w:t>
+      </w:r>
       <w:r>
         <w:rPr>
           <w:lang w:val="sw_KE" w:bidi="sw_KE"/>
         </w:rPr>
         <w:t>) na Debora "baada ya kifo cha Ehudi" (</w:t>
       </w:r>
-      <w:hyperlink r:id="rId35">
-        <w:r>
-          <w:rPr>
-            <w:lang w:val="sw_KE" w:bidi="sw_KE"/>
-          </w:rPr>
-          <w:rPr>
-            <w:color w:val="0000EE"/>
-            <w:u w:val="single"/>
-          </w:rPr>
-          <w:t>4:1</w:t>
-        </w:r>
-      </w:hyperlink>
+      <w:r>
+        <w:rPr>
+          <w:lang w:val="sw_KE" w:bidi="sw_KE"/>
+        </w:rPr>
+        <w:t>4:1</w:t>
+      </w:r>
       <w:r>
         <w:rPr>
           <w:lang w:val="sw_KE" w:bidi="sw_KE"/>
         </w:rPr>
         <w:t xml:space="preserve">; tazama pia </w:t>
       </w:r>
-      <w:hyperlink r:id="rId36">
-        <w:r>
-          <w:rPr>
-            <w:lang w:val="sw_KE" w:bidi="sw_KE"/>
-          </w:rPr>
-          <w:rPr>
-            <w:color w:val="0000EE"/>
-            <w:u w:val="single"/>
-          </w:rPr>
-          <w:t>5:6</w:t>
-        </w:r>
-      </w:hyperlink>
+      <w:r>
+        <w:rPr>
+          <w:lang w:val="sw_KE" w:bidi="sw_KE"/>
+        </w:rPr>
+        <w:t>5:6</w:t>
+      </w:r>
       <w:r>
         <w:rPr>
           <w:lang w:val="sw_KE" w:bidi="sw_KE"/>
@@ -1172,18 +992,12 @@
         </w:rPr>
         <w:t>Hata katika kipindi cha mpito wa ufalme katika 1 na 2 Samweli, kuna hisia mchanganyiko kuhusu aina mpya ya uongozi rasmi. Ufalme ulianza na Sauli, mwamuzi-mfalme mwenye nguvu ambaye udhaifu wa mifumo yote miwili uliungana na kusababisha anguko lake. Uongozi wa nguvu kisha unathibitishwa na kufanywa upya katika maisha ya Daudi, shujaa-mfalme wa Yarebu. Daudi alikuwa mfalme mwenye nguvu kiasi kwamba mwanzoni ni vigumu kumtofautisha na mwamuzi aliyefanikiwa. Kilichojibu kilio cha Waamuzi si kukataliwa kwa viongozi wenye mvuto bali ni kuongezwa kwa agano la Mungu na mfalme wake mteule, Daudi (</w:t>
       </w:r>
-      <w:hyperlink r:id="rId37">
-        <w:r>
-          <w:rPr>
-            <w:lang w:val="sw_KE" w:bidi="sw_KE"/>
-          </w:rPr>
-          <w:rPr>
-            <w:color w:val="0000EE"/>
-            <w:u w:val="single"/>
-          </w:rPr>
-          <w:t>2 Sam 7:1–29</w:t>
-        </w:r>
-      </w:hyperlink>
+      <w:r>
+        <w:rPr>
+          <w:lang w:val="sw_KE" w:bidi="sw_KE"/>
+        </w:rPr>
+        <w:t>2 Sam 7:1–29</w:t>
+      </w:r>
       <w:r>
         <w:rPr>
           <w:lang w:val="sw_KE" w:bidi="sw_KE"/>
